--- a/biblioteca/ciencias-biologicas-bacharelado/05_APOSTILA_ACESSIVEL.docx
+++ b/biblioteca/ciencias-biologicas-bacharelado/05_APOSTILA_ACESSIVEL.docx
@@ -162,6 +162,12 @@
           <w:t xml:space="preserve">Abrir o jogo</w:t>
         </w:r>
       </w:hyperlink>
+    </w:p>
+    <w:p>
+      <w:pPr>
+        <w:pStyle w:val="BodyText"/>
+      </w:pPr>
+      <w:hyperlink w:anchor="Xf88f2bfab1070fb8b5020d27f1b4ff7dd9dccda"/>
     </w:p>
     <w:p>
       <w:pPr>
@@ -220,6 +226,12 @@
     </w:p>
     <w:p>
       <w:pPr>
+        <w:pStyle w:val="BodyText"/>
+      </w:pPr>
+      <w:hyperlink w:anchor="X48f23493b121f7d9ea2f4e1a7ac8a363b615cce"/>
+    </w:p>
+    <w:p>
+      <w:pPr>
         <w:pStyle w:val="CaptionedFigure"/>
       </w:pPr>
       <w:r>
@@ -275,6 +287,12 @@
     </w:p>
     <w:p>
       <w:pPr>
+        <w:pStyle w:val="BodyText"/>
+      </w:pPr>
+      <w:hyperlink w:anchor="Xfea2b12bf79c781b8815fda175fb630100cd458"/>
+    </w:p>
+    <w:p>
+      <w:pPr>
         <w:pStyle w:val="CaptionedFigure"/>
       </w:pPr>
       <w:r>
@@ -330,6 +348,12 @@
     </w:p>
     <w:p>
       <w:pPr>
+        <w:pStyle w:val="BodyText"/>
+      </w:pPr>
+      <w:hyperlink w:anchor="X71af2abab14af55679acbe72997bbb1051f7676"/>
+    </w:p>
+    <w:p>
+      <w:pPr>
         <w:pStyle w:val="CaptionedFigure"/>
       </w:pPr>
       <w:r>
@@ -385,6 +409,12 @@
     </w:p>
     <w:p>
       <w:pPr>
+        <w:pStyle w:val="BodyText"/>
+      </w:pPr>
+      <w:hyperlink w:anchor="Xde46524a65e575d92fda9891aa502ec48f906f9"/>
+    </w:p>
+    <w:p>
+      <w:pPr>
         <w:pStyle w:val="CaptionedFigure"/>
       </w:pPr>
       <w:r>
@@ -922,13 +952,13 @@
         <w:t xml:space="preserve"> </w:t>
       </w:r>
       <w:r>
-        <w:t xml:space="preserve">— marcador que some pela metade sempre</w:t>
-      </w:r>
-      <w:r>
-        <w:t xml:space="preserve"> </w:t>
-      </w:r>
-      <w:r>
-        <w:t xml:space="preserve">no mesmo tempo (meia-vida).</w:t>
+        <w:t xml:space="preserve">— marcador que, no modelo exponencial,</w:t>
+      </w:r>
+      <w:r>
+        <w:t xml:space="preserve"> </w:t>
+      </w:r>
+      <w:r>
+        <w:t xml:space="preserve">some pela metade em intervalos de tempo iguais (meia-vida).</w:t>
       </w:r>
     </w:p>
     <w:p>
@@ -1077,7 +1107,7 @@
       </w:r>
     </w:p>
     <w:bookmarkEnd w:id="48"/>
-    <w:bookmarkStart w:id="55" w:name="X5e13462041433773e1011f2436a8192a099e6aa"/>
+    <w:bookmarkStart w:id="55" w:name="Xedfb9fccf4989e948d1268480cb6acc4483dfec"/>
     <w:p>
       <w:pPr>
         <w:pStyle w:val="Heading3"/>
@@ -1089,7 +1119,7 @@
         <w:t xml:space="preserve"> </w:t>
       </w:r>
       <w:r>
-        <w:t xml:space="preserve">usar este livro (não pule — são 5 minutos que economizam 5 horas)</w:t>
+        <w:t xml:space="preserve">usar este livro (leitura rápida para organizar o estudo)</w:t>
       </w:r>
     </w:p>
     <w:p>
@@ -1253,13 +1283,13 @@
         <w:t xml:space="preserve"> </w:t>
       </w:r>
       <w:r>
-        <w:t xml:space="preserve">— leia com calma; é aqui que</w:t>
-      </w:r>
-      <w:r>
-        <w:t xml:space="preserve"> </w:t>
-      </w:r>
-      <w:r>
-        <w:t xml:space="preserve">se aprende de verdade.</w:t>
+        <w:t xml:space="preserve">— leia com calma; revisar o</w:t>
+      </w:r>
+      <w:r>
+        <w:t xml:space="preserve"> </w:t>
+      </w:r>
+      <w:r>
+        <w:t xml:space="preserve">raciocínio ajuda a corrigir os erros.</w:t>
       </w:r>
     </w:p>
     <w:p>
@@ -1906,7 +1936,7 @@
     <w:bookmarkEnd w:id="54"/>
     <w:bookmarkEnd w:id="55"/>
     <w:bookmarkEnd w:id="56"/>
-    <w:bookmarkStart w:id="76" w:name="Xfa7fc509ecd600cbb3e7acd674a8c166007d7e3"/>
+    <w:bookmarkStart w:id="76" w:name="Xf88f2bfab1070fb8b5020d27f1b4ff7dd9dccda"/>
     <w:p>
       <w:pPr>
         <w:pStyle w:val="Heading2"/>
@@ -1918,7 +1948,7 @@
         <w:t xml:space="preserve"> </w:t>
       </w:r>
       <w:r>
-        <w:t xml:space="preserve">0 — KIT DE FUNDO: os 4 remendos que resolvem 80% dos travamentos</w:t>
+        <w:t xml:space="preserve">0 — KIT DE FUNDO: 4 remendos para os erros mais comuns</w:t>
       </w:r>
     </w:p>
     <w:p>
@@ -2604,6 +2634,30 @@
         </w:tc>
       </w:tr>
     </w:tbl>
+    <w:p>
+      <w:pPr>
+        <w:pStyle w:val="BodyText"/>
+      </w:pPr>
+      <w:r>
+        <w:rPr>
+          <w:bCs/>
+          <w:b/>
+        </w:rPr>
+        <w:t xml:space="preserve">Domínio:</w:t>
+      </w:r>
+      <w:r>
+        <w:t xml:space="preserve"> </w:t>
+      </w:r>
+      <w:r>
+        <w:t xml:space="preserve">em divisão e em potência negativa, use x ≠</w:t>
+      </w:r>
+      <w:r>
+        <w:t xml:space="preserve"> </w:t>
+      </w:r>
+      <w:r>
+        <w:t xml:space="preserve">0; em ln x, use x &gt; 0; em √x, use x ≥ 0.</w:t>
+      </w:r>
+    </w:p>
     <w:p>
       <w:pPr>
         <w:pStyle w:val="BodyText"/>
@@ -4058,13 +4112,19 @@
         <w:t xml:space="preserve"> </w:t>
       </w:r>
       <w:r>
-        <w:t xml:space="preserve">indiv./dia; a instantânea perto do dia 9 é bem menor (U2). O total</w:t>
-      </w:r>
-      <w:r>
-        <w:t xml:space="preserve"> </w:t>
-      </w:r>
-      <w:r>
-        <w:t xml:space="preserve">acumulado do dia 1 ao 12 é 680 − 120 = 560 indivíduos (U4/U5).</w:t>
+        <w:t xml:space="preserve">indiv./dia; a variação média perto do dia 9 é menor, mas a tabela não</w:t>
+      </w:r>
+      <w:r>
+        <w:t xml:space="preserve"> </w:t>
+      </w:r>
+      <w:r>
+        <w:t xml:space="preserve">determina a taxa instantânea (U2). O total acumulado do dia 1 ao 12 é</w:t>
+      </w:r>
+      <w:r>
+        <w:t xml:space="preserve"> </w:t>
+      </w:r>
+      <w:r>
+        <w:t xml:space="preserve">680 − 120 = 560 indivíduos (U4/U5).</w:t>
       </w:r>
     </w:p>
     <w:bookmarkEnd w:id="64"/>
@@ -4249,7 +4309,7 @@
               <w:jc w:val="left"/>
             </w:pPr>
             <w:r>
-              <w:t xml:space="preserve">logaritmo natural · log₁₀ x = log de base 10</w:t>
+              <w:t xml:space="preserve">logaritmo natural (x &gt; 0) · log₁₀ x = log de base 10</w:t>
             </w:r>
           </w:p>
         </w:tc>
@@ -4780,13 +4840,33 @@
           <w:bCs/>
           <w:b/>
         </w:rPr>
-        <w:t xml:space="preserve">Meia-vida não depende do quanto você começou.</w:t>
-      </w:r>
-      <w:r>
-        <w:t xml:space="preserve"> </w:t>
-      </w:r>
-      <w:r>
-        <w:t xml:space="preserve">Dobrou o inicial, o tempo de cair à metade é o mesmo.</w:t>
+        <w:t xml:space="preserve">No modelo exponencial, a meia-vida não depende do quanto</w:t>
+      </w:r>
+      <w:r>
+        <w:rPr>
+          <w:bCs/>
+          <w:b/>
+        </w:rPr>
+        <w:t xml:space="preserve"> </w:t>
+      </w:r>
+      <w:r>
+        <w:rPr>
+          <w:bCs/>
+          <w:b/>
+        </w:rPr>
+        <w:t xml:space="preserve">você começou.</w:t>
+      </w:r>
+      <w:r>
+        <w:t xml:space="preserve"> </w:t>
+      </w:r>
+      <w:r>
+        <w:t xml:space="preserve">Dobrar o valor inicial não muda o tempo de cair à</w:t>
+      </w:r>
+      <w:r>
+        <w:t xml:space="preserve"> </w:t>
+      </w:r>
+      <w:r>
+        <w:t xml:space="preserve">metade.</w:t>
       </w:r>
     </w:p>
     <w:p>
@@ -5046,13 +5126,13 @@
         <w:t xml:space="preserve"> </w:t>
       </w:r>
       <w:r>
-        <w:t xml:space="preserve">— essa frase resolve mais que 20 minutos</w:t>
-      </w:r>
-      <w:r>
-        <w:t xml:space="preserve"> </w:t>
-      </w:r>
-      <w:r>
-        <w:t xml:space="preserve">olhando papel em branco.</w:t>
+        <w:t xml:space="preserve">— essa frase pode orientar a próxima</w:t>
+      </w:r>
+      <w:r>
+        <w:t xml:space="preserve"> </w:t>
+      </w:r>
+      <w:r>
+        <w:t xml:space="preserve">tentativa, em vez de olhar o papel em branco sem saber o que fazer.</w:t>
       </w:r>
     </w:p>
     <w:p>
@@ -5255,7 +5335,13 @@
         <w:pStyle w:val="Compact"/>
       </w:pPr>
       <w:r>
-        <w:t xml:space="preserve">(/) Meia-vida depende da quantidade inicial.</w:t>
+        <w:t xml:space="preserve">(/) No modelo exponencial, a meia-vida depende da quantidade</w:t>
+      </w:r>
+      <w:r>
+        <w:t xml:space="preserve"> </w:t>
+      </w:r>
+      <w:r>
+        <w:t xml:space="preserve">inicial.</w:t>
       </w:r>
     </w:p>
     <w:bookmarkStart w:id="73" w:name="X405f4c65755e52626a4284147e0e7b464b2e637"/>
@@ -5542,13 +5628,13 @@
         <w:t xml:space="preserve"> </w:t>
       </w:r>
       <w:r>
-        <w:t xml:space="preserve">— meia-vida é propriedade só de |k|; dobra a</w:t>
-      </w:r>
-      <w:r>
-        <w:t xml:space="preserve"> </w:t>
-      </w:r>
-      <w:r>
-        <w:t xml:space="preserve">população, o tempo de metade continua igual.</w:t>
+        <w:t xml:space="preserve">— no modelo exponencial, a meia-vida é</w:t>
+      </w:r>
+      <w:r>
+        <w:t xml:space="preserve"> </w:t>
+      </w:r>
+      <w:r>
+        <w:t xml:space="preserve">determinada por |k|; dobrar a população inicial não muda o relógio.</w:t>
       </w:r>
     </w:p>
     <w:p>
@@ -5615,13 +5701,13 @@
         <w:t xml:space="preserve"> </w:t>
       </w:r>
       <w:r>
-        <w:t xml:space="preserve">treinar. Fração se aprende fazendo 5 contas feias no papel, não lendo</w:t>
-      </w:r>
-      <w:r>
-        <w:t xml:space="preserve"> </w:t>
-      </w:r>
-      <w:r>
-        <w:t xml:space="preserve">regra bonita. Faça os 10 itens acima de novo amanhã, sem olhar.</w:t>
+        <w:t xml:space="preserve">treinar. Fração se pratica fazendo 5 contas feias no papel, não só lendo</w:t>
+      </w:r>
+      <w:r>
+        <w:t xml:space="preserve"> </w:t>
+      </w:r>
+      <w:r>
+        <w:t xml:space="preserve">a regra. Faça os 10 itens acima de novo amanhã, sem olhar.</w:t>
       </w:r>
     </w:p>
     <w:p>
@@ -6869,7 +6955,46 @@
         <w:t xml:space="preserve"> </w:t>
       </w:r>
       <w:r>
-        <w:t xml:space="preserve">Mesma matemática da enzima, outra história.</w:t>
+        <w:t xml:space="preserve">Mesma matemática da enzima, outra história. A equação</w:t>
+      </w:r>
+      <w:r>
+        <w:t xml:space="preserve"> </w:t>
+      </w:r>
+      <w:r>
+        <w:t xml:space="preserve">global que orienta a história é</w:t>
+      </w:r>
+      <w:r>
+        <w:t xml:space="preserve"> </w:t>
+      </w:r>
+      <w:r>
+        <w:rPr>
+          <w:bCs/>
+          <w:b/>
+        </w:rPr>
+        <w:t xml:space="preserve">6CO₂ + 6H₂O + energia luminosa →</w:t>
+      </w:r>
+      <w:r>
+        <w:rPr>
+          <w:bCs/>
+          <w:b/>
+        </w:rPr>
+        <w:t xml:space="preserve"> </w:t>
+      </w:r>
+      <w:r>
+        <w:rPr>
+          <w:bCs/>
+          <w:b/>
+        </w:rPr>
+        <w:t xml:space="preserve">C₆H₁₂O₆ + 6O₂</w:t>
+      </w:r>
+      <w:r>
+        <w:t xml:space="preserve">: a luz fornece energia e o O₂ aparece entre os</w:t>
+      </w:r>
+      <w:r>
+        <w:t xml:space="preserve"> </w:t>
+      </w:r>
+      <w:r>
+        <w:t xml:space="preserve">produtos.</w:t>
       </w:r>
     </w:p>
     <w:p>
@@ -7315,19 +7440,19 @@
         <w:t xml:space="preserve"> </w:t>
       </w:r>
       <w:r>
-        <w:t xml:space="preserve">assíntota horizontal é "memória</w:t>
-      </w:r>
-      <w:r>
-        <w:t xml:space="preserve"> </w:t>
-      </w:r>
-      <w:r>
-        <w:t xml:space="preserve">longa": o que acontece no infinito manda na interpretação, mesmo que</w:t>
-      </w:r>
-      <w:r>
-        <w:t xml:space="preserve"> </w:t>
-      </w:r>
-      <w:r>
-        <w:t xml:space="preserve">nenhum experimento dure infinito.</w:t>
+        <w:t xml:space="preserve">a assíntota horizontal é uma forma</w:t>
+      </w:r>
+      <w:r>
+        <w:t xml:space="preserve"> </w:t>
+      </w:r>
+      <w:r>
+        <w:t xml:space="preserve">de mostrar o que a curva faz no longo prazo do modelo, mesmo que nenhum</w:t>
+      </w:r>
+      <w:r>
+        <w:t xml:space="preserve"> </w:t>
+      </w:r>
+      <w:r>
+        <w:t xml:space="preserve">experimento dure infinito.</w:t>
       </w:r>
     </w:p>
     <w:p>
@@ -8122,13 +8247,13 @@
         <w:t xml:space="preserve"> </w:t>
       </w:r>
       <w:r>
-        <w:t xml:space="preserve">alvos (K); modelos enzimáticos têm teto (Vmáx conceitual); tempo longo</w:t>
-      </w:r>
-      <w:r>
-        <w:t xml:space="preserve"> </w:t>
-      </w:r>
-      <w:r>
-        <w:t xml:space="preserve">revela o "estado final previsto". Ler assíntota é ler biologia do</w:t>
+        <w:t xml:space="preserve">alvos (K); modelos enzimáticos têm teto (Vmáx conceitual); no longo</w:t>
+      </w:r>
+      <w:r>
+        <w:t xml:space="preserve"> </w:t>
+      </w:r>
+      <w:r>
+        <w:t xml:space="preserve">prazo, o modelo prevê um limite. Ler assíntota é ler o comportamento do</w:t>
       </w:r>
       <w:r>
         <w:t xml:space="preserve"> </w:t>
@@ -8387,6 +8512,42 @@
       </w:r>
       <w:r>
         <w:t xml:space="preserve">capacidade suporte da logística.</w:t>
+      </w:r>
+    </w:p>
+    <w:p>
+      <w:pPr>
+        <w:pStyle w:val="BodyText"/>
+      </w:pPr>
+      <w:r>
+        <w:rPr>
+          <w:bCs/>
+          <w:b/>
+        </w:rPr>
+        <w:t xml:space="preserve">K e P₀:</w:t>
+      </w:r>
+      <w:r>
+        <w:t xml:space="preserve"> </w:t>
+      </w:r>
+      <w:r>
+        <w:t xml:space="preserve">K é o limite quando t → ∞; P₀ = P(0) é a</w:t>
+      </w:r>
+      <w:r>
+        <w:t xml:space="preserve"> </w:t>
+      </w:r>
+      <w:r>
+        <w:t xml:space="preserve">quantidade no início. Na forma P(t) = K/(1 + A·e^(−rt)), com K &gt; 0, A</w:t>
+      </w:r>
+      <w:r>
+        <w:t xml:space="preserve"> </w:t>
+      </w:r>
+      <w:r>
+        <w:t xml:space="preserve">&gt; 0, r &gt; 0 e t ≥ 0, vale P₀ = K/(1 + A). A curva começa em P₀ e</w:t>
+      </w:r>
+      <w:r>
+        <w:t xml:space="preserve"> </w:t>
+      </w:r>
+      <w:r>
+        <w:t xml:space="preserve">tende a K; K não é o valor inicial.</w:t>
       </w:r>
     </w:p>
     <w:p>
@@ -10003,7 +10164,7 @@
         <w:pStyle w:val="Compact"/>
       </w:pPr>
       <w:r>
-        <w:t xml:space="preserve">Assíntota = "estado final previsto" (K, teto enzimático…).</w:t>
+        <w:t xml:space="preserve">Assíntota = limite previsto pelo modelo (K, teto enzimático…).</w:t>
       </w:r>
     </w:p>
     <w:p>
@@ -10801,11 +10962,7 @@
         <w:pStyle w:val="FirstParagraph"/>
       </w:pPr>
       <w:r>
-        <w:rPr>
-          <w:bCs/>
-          <w:b/>
-        </w:rPr>
-        <w:t xml:space="preserve">Gabarito do Guia U1</w:t>
+        <w:t xml:space="preserve">Gabarito do guia (abrir depois de tentar)</w:t>
       </w:r>
     </w:p>
     <w:p>
@@ -11104,7 +11261,7 @@
         <w:t xml:space="preserve"> </w:t>
       </w:r>
       <w:r>
-        <w:t xml:space="preserve">"cresceu 700 em 3 h, então 233 por hora?" Bia balança a cabeça:</w:t>
+        <w:t xml:space="preserve">"cresceu 700 em 3 h, então 233 por hora?" Bia responde:</w:t>
       </w:r>
       <w:r>
         <w:t xml:space="preserve"> </w:t>
@@ -11114,7 +11271,7 @@
           <w:iCs/>
           <w:i/>
         </w:rPr>
-        <w:t xml:space="preserve">"233</w:t>
+        <w:t xml:space="preserve">"233 é a</w:t>
       </w:r>
       <w:r>
         <w:rPr>
@@ -11128,7 +11285,7 @@
           <w:iCs/>
           <w:i/>
         </w:rPr>
-        <w:t xml:space="preserve">é a média. Mas às 11h em ponto, estava crescendo mais rápido que isso —</w:t>
+        <w:t xml:space="preserve">média. Só com esses dois pontos, não dá para saber a velocidade às 11h</w:t>
       </w:r>
       <w:r>
         <w:rPr>
@@ -11142,7 +11299,21 @@
           <w:iCs/>
           <w:i/>
         </w:rPr>
-        <w:t xml:space="preserve">a curva acelerou."</w:t>
+        <w:t xml:space="preserve">nem afirmar que a curva acelerou. Para isso, precisamos de medidas mais</w:t>
+      </w:r>
+      <w:r>
+        <w:rPr>
+          <w:iCs/>
+          <w:i/>
+        </w:rPr>
+        <w:t xml:space="preserve"> </w:t>
+      </w:r>
+      <w:r>
+        <w:rPr>
+          <w:iCs/>
+          <w:i/>
+        </w:rPr>
+        <w:t xml:space="preserve">próximas ou de um modelo."</w:t>
       </w:r>
       <w:r>
         <w:t xml:space="preserve"> </w:t>
@@ -11532,6 +11703,72 @@
           <w:bCs/>
           <w:b/>
         </w:rPr>
+        <w:t xml:space="preserve">Atenção:</w:t>
+      </w:r>
+      <w:r>
+        <w:t xml:space="preserve"> </w:t>
+      </w:r>
+      <w:r>
+        <w:t xml:space="preserve">com poucas observações, só calculamos taxas</w:t>
+      </w:r>
+      <w:r>
+        <w:t xml:space="preserve"> </w:t>
+      </w:r>
+      <w:r>
+        <w:t xml:space="preserve">médias entre os pontos. A derivada em um instante não fica determinada</w:t>
+      </w:r>
+      <w:r>
+        <w:t xml:space="preserve"> </w:t>
+      </w:r>
+      <w:r>
+        <w:t xml:space="preserve">só por duas ou três observações; para calculá-la, precisamos da</w:t>
+      </w:r>
+      <w:r>
+        <w:t xml:space="preserve"> </w:t>
+      </w:r>
+      <w:r>
+        <w:t xml:space="preserve">expressão da função ou de outra informação sobre o modelo.</w:t>
+      </w:r>
+    </w:p>
+    <w:p>
+      <w:pPr>
+        <w:pStyle w:val="BodyText"/>
+      </w:pPr>
+      <w:r>
+        <w:rPr>
+          <w:bCs/>
+          <w:b/>
+        </w:rPr>
+        <w:t xml:space="preserve">Exemplo curto:</w:t>
+      </w:r>
+      <w:r>
+        <w:t xml:space="preserve"> </w:t>
+      </w:r>
+      <w:r>
+        <w:t xml:space="preserve">para B(t) = t³ g, a taxa média em [1;</w:t>
+      </w:r>
+      <w:r>
+        <w:t xml:space="preserve"> </w:t>
+      </w:r>
+      <w:r>
+        <w:t xml:space="preserve">1,1] é (1,331 − 1)/0,1 = 3,31 g/h, enquanto B'(1) = 3 g/h. A derivada</w:t>
+      </w:r>
+      <w:r>
+        <w:t xml:space="preserve"> </w:t>
+      </w:r>
+      <w:r>
+        <w:t xml:space="preserve">vem da expressão B(t) = t³, não de apenas quatro observações.</w:t>
+      </w:r>
+    </w:p>
+    <w:p>
+      <w:pPr>
+        <w:pStyle w:val="BodyText"/>
+      </w:pPr>
+      <w:r>
+        <w:rPr>
+          <w:bCs/>
+          <w:b/>
+        </w:rPr>
         <w:t xml:space="preserve">(2) Por que importa.</w:t>
       </w:r>
       <w:r>
@@ -12078,25 +12315,52 @@
         <w:t xml:space="preserve"> </w:t>
       </w:r>
       <w:r>
-        <w:t xml:space="preserve">velocidade de crescimento</w:t>
-      </w:r>
-      <w:r>
-        <w:t xml:space="preserve"> </w:t>
-      </w:r>
-      <w:r>
-        <w:t xml:space="preserve">específico (μ) em microbiologia é exatamente "derivada relativa":</w:t>
-      </w:r>
-      <w:r>
-        <w:t xml:space="preserve"> </w:t>
-      </w:r>
-      <w:r>
-        <w:t xml:space="preserve">(1/N)·N'. Quando você ouvir "fase exponencial", pense N' proporcional a</w:t>
-      </w:r>
-      <w:r>
-        <w:t xml:space="preserve"> </w:t>
-      </w:r>
-      <w:r>
-        <w:t xml:space="preserve">N.</w:t>
+        <w:t xml:space="preserve">a velocidade específica de</w:t>
+      </w:r>
+      <w:r>
+        <w:t xml:space="preserve"> </w:t>
+      </w:r>
+      <w:r>
+        <w:t xml:space="preserve">crescimento, μ(t), é a taxa por unidade de população:</w:t>
+      </w:r>
+      <w:r>
+        <w:t xml:space="preserve"> </w:t>
+      </w:r>
+      <w:r>
+        <w:rPr>
+          <w:bCs/>
+          <w:b/>
+        </w:rPr>
+        <w:t xml:space="preserve">μ(t) =</w:t>
+      </w:r>
+      <w:r>
+        <w:rPr>
+          <w:bCs/>
+          <w:b/>
+        </w:rPr>
+        <w:t xml:space="preserve"> </w:t>
+      </w:r>
+      <w:r>
+        <w:rPr>
+          <w:bCs/>
+          <w:b/>
+        </w:rPr>
+        <w:t xml:space="preserve">N′(t)/N(t)</w:t>
+      </w:r>
+      <w:r>
+        <w:t xml:space="preserve">, para N(t) &gt; 0. Não confunda μ(t) com a taxa</w:t>
+      </w:r>
+      <w:r>
+        <w:t xml:space="preserve"> </w:t>
+      </w:r>
+      <w:r>
+        <w:t xml:space="preserve">média de um intervalo; quando ouvir "fase exponencial", pense N′(t)</w:t>
+      </w:r>
+      <w:r>
+        <w:t xml:space="preserve"> </w:t>
+      </w:r>
+      <w:r>
+        <w:t xml:space="preserve">proporcional a N(t).</w:t>
       </w:r>
     </w:p>
     <w:bookmarkEnd w:id="111"/>
@@ -13963,19 +14227,19 @@
         <w:t xml:space="preserve"> </w:t>
       </w:r>
       <w:r>
-        <w:t xml:space="preserve">mostrando que ln desfaz a exponencial (e^(ln x) = x). Moral: para</w:t>
-      </w:r>
-      <w:r>
-        <w:t xml:space="preserve"> </w:t>
-      </w:r>
-      <w:r>
-        <w:t xml:space="preserve">derivar e^u multiplique por u'; para derivar ln u use u'/u — e o sinal</w:t>
-      </w:r>
-      <w:r>
-        <w:t xml:space="preserve"> </w:t>
-      </w:r>
-      <w:r>
-        <w:t xml:space="preserve">do miolo decide crescer ou cair.</w:t>
+        <w:t xml:space="preserve">mostrando que ln desfaz a exponencial (e^(ln x) = x, para x &gt; 0).</w:t>
+      </w:r>
+      <w:r>
+        <w:t xml:space="preserve"> </w:t>
+      </w:r>
+      <w:r>
+        <w:t xml:space="preserve">Moral: para derivar e^u multiplique por u'; para derivar ln u use u'/u —</w:t>
+      </w:r>
+      <w:r>
+        <w:t xml:space="preserve"> </w:t>
+      </w:r>
+      <w:r>
+        <w:t xml:space="preserve">e o sinal do miolo decide crescer ou cair.</w:t>
       </w:r>
     </w:p>
     <w:p>
@@ -14812,7 +15076,7 @@
           <w:iCs/>
           <w:i/>
         </w:rPr>
-        <w:t xml:space="preserve">Se não sublinhei, esqueço o −0,1 — garantido."</w:t>
+        <w:t xml:space="preserve">Quando não sublinho, costumo esquecer o −0,1."</w:t>
       </w:r>
     </w:p>
     <w:bookmarkEnd w:id="122"/>
@@ -14988,13 +15252,13 @@
         <w:pStyle w:val="Compact"/>
       </w:pPr>
       <w:r>
-        <w:t xml:space="preserve">Se f for contínua em [a,b], há pelo menos um ponto de [a,b] em que a</w:t>
-      </w:r>
-      <w:r>
-        <w:t xml:space="preserve"> </w:t>
-      </w:r>
-      <w:r>
-        <w:t xml:space="preserve">taxa instantânea iguala a taxa média. (V/F)</w:t>
+        <w:t xml:space="preserve">Se a &lt; b, f for contínua em [a,b] e derivável em (a,b), existe c</w:t>
+      </w:r>
+      <w:r>
+        <w:t xml:space="preserve"> </w:t>
+      </w:r>
+      <w:r>
+        <w:t xml:space="preserve">∈ (a,b) em que f′(c) iguala a taxa média de f em [a,b]. (V/F)</w:t>
       </w:r>
     </w:p>
     <w:p>
@@ -15018,13 +15282,19 @@
         <w:t xml:space="preserve"> </w:t>
       </w:r>
       <w:r>
-        <w:t xml:space="preserve">(é 1 − 1/t²); 3-V; 4-V; 5-V (ideia do Teorema do Valor Médio; não afirma</w:t>
-      </w:r>
-      <w:r>
-        <w:t xml:space="preserve"> </w:t>
-      </w:r>
-      <w:r>
-        <w:t xml:space="preserve">que o ponto é o meio).</w:t>
+        <w:t xml:space="preserve">(é 1 − 1/t²); 3-V; 4-V; 5-V (com a &lt; b, f contínua em [a,b] e</w:t>
+      </w:r>
+      <w:r>
+        <w:t xml:space="preserve"> </w:t>
+      </w:r>
+      <w:r>
+        <w:t xml:space="preserve">derivável em (a,b), o Teorema do Valor Médio garante c; c não precisa</w:t>
+      </w:r>
+      <w:r>
+        <w:t xml:space="preserve"> </w:t>
+      </w:r>
+      <w:r>
+        <w:t xml:space="preserve">ser o meio).</w:t>
       </w:r>
     </w:p>
     <w:p>
@@ -15048,13 +15318,13 @@
         <w:t xml:space="preserve"> </w:t>
       </w:r>
       <w:r>
-        <w:t xml:space="preserve">algo dobra. Tempo de duplicação T e taxa k se relacionam por T = ln2/k.</w:t>
-      </w:r>
-      <w:r>
-        <w:t xml:space="preserve"> </w:t>
-      </w:r>
-      <w:r>
-        <w:t xml:space="preserve">É a "cara" da meia-vida ao contrário.</w:t>
+        <w:t xml:space="preserve">algo dobra no modelo exponencial. Tempo de duplicação T e taxa k se</w:t>
+      </w:r>
+      <w:r>
+        <w:t xml:space="preserve"> </w:t>
+      </w:r>
+      <w:r>
+        <w:t xml:space="preserve">relacionam por T = ln2/k. É a "cara" da meia-vida ao contrário.</w:t>
       </w:r>
     </w:p>
     <w:bookmarkEnd w:id="124"/>
@@ -15972,11 +16242,7 @@
         <w:pStyle w:val="FirstParagraph"/>
       </w:pPr>
       <w:r>
-        <w:rPr>
-          <w:bCs/>
-          <w:b/>
-        </w:rPr>
-        <w:t xml:space="preserve">Gabarito do Guia U2</w:t>
+        <w:t xml:space="preserve">Gabarito do guia (abrir depois de tentar)</w:t>
       </w:r>
     </w:p>
     <w:p>
@@ -16650,7 +16916,26 @@
         <w:t xml:space="preserve"> </w:t>
       </w:r>
       <w:r>
-        <w:t xml:space="preserve">diminui; f' = 0 → ponto crítico (candidato a máx/mín). Para a</w:t>
+        <w:t xml:space="preserve">diminui; f' = 0 → ponto crítico (candidato a máx/mín). Na EDO logística</w:t>
+      </w:r>
+      <w:r>
+        <w:t xml:space="preserve"> </w:t>
+      </w:r>
+      <w:r>
+        <w:rPr>
+          <w:bCs/>
+          <w:b/>
+        </w:rPr>
+        <w:t xml:space="preserve">P′ = rP(1 − P/K)</w:t>
+      </w:r>
+      <w:r>
+        <w:t xml:space="preserve">, com r &gt; 0, K &gt; 0 e 0 &lt; P₀</w:t>
+      </w:r>
+      <w:r>
+        <w:t xml:space="preserve"> </w:t>
+      </w:r>
+      <w:r>
+        <w:t xml:space="preserve">&lt; K, a</w:t>
       </w:r>
       <w:r>
         <w:t xml:space="preserve"> </w:t>
@@ -16666,7 +16951,7 @@
         <w:t xml:space="preserve"> </w:t>
       </w:r>
       <w:r>
-        <w:t xml:space="preserve">de crescimento logístico, o pico está em</w:t>
+        <w:t xml:space="preserve">de crescimento tem seu máximo em</w:t>
       </w:r>
       <w:r>
         <w:t xml:space="preserve"> </w:t>
@@ -16682,7 +16967,13 @@
         <w:t xml:space="preserve"> </w:t>
       </w:r>
       <w:r>
-        <w:t xml:space="preserve">— não em K!</w:t>
+        <w:t xml:space="preserve">— não em K! K é o limite do modelo; P₀ é o valor</w:t>
+      </w:r>
+      <w:r>
+        <w:t xml:space="preserve"> </w:t>
+      </w:r>
+      <w:r>
+        <w:t xml:space="preserve">inicial.</w:t>
       </w:r>
     </w:p>
     <w:p>
@@ -17333,25 +17624,25 @@
         <w:t xml:space="preserve"> </w:t>
       </w:r>
       <w:r>
-        <w:t xml:space="preserve">colheita sustentável,</w:t>
-      </w:r>
-      <w:r>
-        <w:t xml:space="preserve"> </w:t>
-      </w:r>
-      <w:r>
-        <w:t xml:space="preserve">controle de pragas, manejo: manter a população próxima de K/2 maximiza a</w:t>
-      </w:r>
-      <w:r>
-        <w:t xml:space="preserve"> </w:t>
-      </w:r>
-      <w:r>
-        <w:t xml:space="preserve">produção por tempo (rendimento); manter a população próxima de K</w:t>
-      </w:r>
-      <w:r>
-        <w:t xml:space="preserve"> </w:t>
-      </w:r>
-      <w:r>
-        <w:t xml:space="preserve">favorece o estoque. Decidir exige saber qual objetivo você quer.</w:t>
+        <w:t xml:space="preserve">no modelo logístico,</w:t>
+      </w:r>
+      <w:r>
+        <w:t xml:space="preserve"> </w:t>
+      </w:r>
+      <w:r>
+        <w:t xml:space="preserve">manter a população próxima de K/2 dá a maior taxa de crescimento</w:t>
+      </w:r>
+      <w:r>
+        <w:t xml:space="preserve"> </w:t>
+      </w:r>
+      <w:r>
+        <w:t xml:space="preserve">modelada; manter a população próxima de K favorece o estoque modelado.</w:t>
+      </w:r>
+      <w:r>
+        <w:t xml:space="preserve"> </w:t>
+      </w:r>
+      <w:r>
+        <w:t xml:space="preserve">São objetivos diferentes, e a escolha real precisa de mais dados.</w:t>
       </w:r>
     </w:p>
     <w:bookmarkEnd w:id="139"/>
@@ -20582,11 +20873,7 @@
         <w:pStyle w:val="FirstParagraph"/>
       </w:pPr>
       <w:r>
-        <w:rPr>
-          <w:bCs/>
-          <w:b/>
-        </w:rPr>
-        <w:t xml:space="preserve">Gabarito do Guia U3</w:t>
+        <w:t xml:space="preserve">Gabarito do guia (abrir depois de tentar)</w:t>
       </w:r>
     </w:p>
     <w:p>
@@ -21488,7 +21775,7 @@
         <w:t xml:space="preserve"> </w:t>
       </w:r>
       <w:r>
-        <w:t xml:space="preserve">Voltou ao integrando? Se sim, você dominou a "prova dos nove" da</w:t>
+        <w:t xml:space="preserve">Voltou ao integrando? Se sim, você dominou a "conferência" da</w:t>
       </w:r>
       <w:r>
         <w:t xml:space="preserve"> </w:t>
@@ -23437,7 +23724,7 @@
         <w:t xml:space="preserve"> </w:t>
       </w:r>
       <w:r>
-        <w:t xml:space="preserve">reta confirma integral por geometria — use como prova dos nove.</w:t>
+        <w:t xml:space="preserve">reta confirma integral por geometria — use como conferência.</w:t>
       </w:r>
     </w:p>
     <w:p>
@@ -23652,7 +23939,7 @@
         <w:pStyle w:val="Compact"/>
       </w:pPr>
       <w:r>
-        <w:t xml:space="preserve">[ ] Derivo de volta para conferir (prova dos nove).</w:t>
+        <w:t xml:space="preserve">[ ] Derivo de volta para conferir (conferência).</w:t>
       </w:r>
     </w:p>
     <w:p>
@@ -24618,7 +24905,7 @@
         <w:pStyle w:val="Compact"/>
       </w:pPr>
       <w:r>
-        <w:t xml:space="preserve">Fiz a prova dos nove (derivar de</w:t>
+        <w:t xml:space="preserve">Fiz a conferência (derivar de</w:t>
       </w:r>
       <w:r>
         <w:t xml:space="preserve"> </w:t>
@@ -24650,11 +24937,7 @@
         <w:pStyle w:val="FirstParagraph"/>
       </w:pPr>
       <w:r>
-        <w:rPr>
-          <w:bCs/>
-          <w:b/>
-        </w:rPr>
-        <w:t xml:space="preserve">Gabarito do Guia U4</w:t>
+        <w:t xml:space="preserve">Gabarito do guia (abrir depois de tentar)</w:t>
       </w:r>
     </w:p>
     <w:p>
@@ -24978,7 +25261,13 @@
         <w:pStyle w:val="Compact"/>
       </w:pPr>
       <w:r>
-        <w:t xml:space="preserve">y' = ky → y = y₀·e^(kx); k&gt;0 cresce, k&lt;0 decai.</w:t>
+        <w:t xml:space="preserve">y' = ky → y = y₀·e^(kx); para y₀&gt;0, k&gt;0 cresce e k&lt;0</w:t>
+      </w:r>
+      <w:r>
+        <w:t xml:space="preserve"> </w:t>
+      </w:r>
+      <w:r>
+        <w:t xml:space="preserve">decai.</w:t>
       </w:r>
     </w:p>
     <w:p>
@@ -24990,7 +25279,13 @@
         <w:pStyle w:val="Compact"/>
       </w:pPr>
       <w:r>
-        <w:t xml:space="preserve">Meia-vida T = ln2/|k|; não depende do inicial.</w:t>
+        <w:t xml:space="preserve">Meia-vida no modelo exponencial: T = ln2/|k|, com k constante; não</w:t>
+      </w:r>
+      <w:r>
+        <w:t xml:space="preserve"> </w:t>
+      </w:r>
+      <w:r>
+        <w:t xml:space="preserve">depende do valor inicial.</w:t>
       </w:r>
     </w:p>
     <w:p>
@@ -25014,6 +25309,63 @@
     <w:p>
       <w:pPr>
         <w:pStyle w:val="FirstParagraph"/>
+      </w:pPr>
+      <w:r>
+        <w:rPr>
+          <w:bCs/>
+          <w:b/>
+        </w:rPr>
+        <w:t xml:space="preserve">Taxa, derivada e EDO:</w:t>
+      </w:r>
+      <w:r>
+        <w:t xml:space="preserve"> </w:t>
+      </w:r>
+      <w:r>
+        <w:t xml:space="preserve">uma taxa média vem de dois</w:t>
+      </w:r>
+      <w:r>
+        <w:t xml:space="preserve"> </w:t>
+      </w:r>
+      <w:r>
+        <w:t xml:space="preserve">valores em um intervalo; a derivada é o limite local de médias</w:t>
+      </w:r>
+      <w:r>
+        <w:t xml:space="preserve"> </w:t>
+      </w:r>
+      <w:r>
+        <w:t xml:space="preserve">encolhendo em uma função contínua. A EDO</w:t>
+      </w:r>
+      <w:r>
+        <w:t xml:space="preserve"> </w:t>
+      </w:r>
+      <w:r>
+        <w:rPr>
+          <w:rStyle w:val="VerbatimChar"/>
+        </w:rPr>
+        <w:t xml:space="preserve">B′(t) = kB(t)</w:t>
+      </w:r>
+      <w:r>
+        <w:t xml:space="preserve"> </w:t>
+      </w:r>
+      <w:r>
+        <w:t xml:space="preserve">descreve essa curva contínua. Se só temos valores em instantes</w:t>
+      </w:r>
+      <w:r>
+        <w:t xml:space="preserve"> </w:t>
+      </w:r>
+      <w:r>
+        <w:t xml:space="preserve">separados, um passo de cálculo é uma aproximação discreta; não é a</w:t>
+      </w:r>
+      <w:r>
+        <w:t xml:space="preserve"> </w:t>
+      </w:r>
+      <w:r>
+        <w:t xml:space="preserve">derivada nem uma EDO nova.</w:t>
+      </w:r>
+    </w:p>
+    <w:p>
+      <w:pPr>
+        <w:pStyle w:val="BodyText"/>
       </w:pPr>
       <w:r>
         <w:drawing>
@@ -26176,26 +26528,38 @@
         <w:t xml:space="preserve"> </w:t>
       </w:r>
       <w:r>
-        <w:t xml:space="preserve">meia-vida depende só de</w:t>
-      </w:r>
-      <w:r>
-        <w:t xml:space="preserve"> </w:t>
-      </w:r>
-      <w:r>
-        <w:rPr>
-          <w:bCs/>
-          <w:b/>
-        </w:rPr>
-        <w:t xml:space="preserve">k</w:t>
-      </w:r>
-      <w:r>
-        <w:t xml:space="preserve">,</w:t>
-      </w:r>
-      <w:r>
-        <w:t xml:space="preserve"> </w:t>
-      </w:r>
-      <w:r>
-        <w:t xml:space="preserve">não de A₀; para A₀ &gt; 0, o modelo</w:t>
+        <w:t xml:space="preserve">no modelo exponencial</w:t>
+      </w:r>
+      <w:r>
+        <w:t xml:space="preserve"> </w:t>
+      </w:r>
+      <w:r>
+        <w:rPr>
+          <w:rStyle w:val="VerbatimChar"/>
+        </w:rPr>
+        <w:t xml:space="preserve">A(t) = A₀·e^(−kt)</w:t>
+      </w:r>
+      <w:r>
+        <w:t xml:space="preserve">, com k constante, a meia-vida depende só</w:t>
+      </w:r>
+      <w:r>
+        <w:t xml:space="preserve"> </w:t>
+      </w:r>
+      <w:r>
+        <w:t xml:space="preserve">de</w:t>
+      </w:r>
+      <w:r>
+        <w:t xml:space="preserve"> </w:t>
+      </w:r>
+      <w:r>
+        <w:rPr>
+          <w:bCs/>
+          <w:b/>
+        </w:rPr>
+        <w:t xml:space="preserve">|k|</w:t>
+      </w:r>
+      <w:r>
+        <w:t xml:space="preserve">, não de A₀; para A₀ &gt; 0, o modelo</w:t>
       </w:r>
       <w:r>
         <w:t xml:space="preserve"> </w:t>
@@ -26211,7 +26575,13 @@
         <w:t xml:space="preserve"> </w:t>
       </w:r>
       <w:r>
-        <w:t xml:space="preserve">(exponencial &gt; 0) — igual ao limite assintótico da U1.</w:t>
+        <w:t xml:space="preserve">(exponencial &gt; 0) — igual ao limite</w:t>
+      </w:r>
+      <w:r>
+        <w:t xml:space="preserve"> </w:t>
+      </w:r>
+      <w:r>
+        <w:t xml:space="preserve">assintótico da U1.</w:t>
       </w:r>
     </w:p>
     <w:p>
@@ -26486,7 +26856,7 @@
         <w:t xml:space="preserve"> </w:t>
       </w:r>
       <w:r>
-        <w:t xml:space="preserve">meia-vida</w:t>
+        <w:t xml:space="preserve">no modelo exponencial, a meia-vida</w:t>
       </w:r>
       <w:r>
         <w:t xml:space="preserve"> </w:t>
@@ -26502,19 +26872,19 @@
         <w:t xml:space="preserve"> </w:t>
       </w:r>
       <w:r>
-        <w:t xml:space="preserve">muda se você dobrar A₀; em 10 h não</w:t>
-      </w:r>
-      <w:r>
-        <w:t xml:space="preserve"> </w:t>
-      </w:r>
-      <w:r>
-        <w:t xml:space="preserve">sobrou "meia vida + pedacinho de 50%" — 10/6,93 ≈ 1,44 meias-vidas →</w:t>
-      </w:r>
-      <w:r>
-        <w:t xml:space="preserve"> </w:t>
-      </w:r>
-      <w:r>
-        <w:t xml:space="preserve">(1/2)^1,44 ≈ 0,368 .</w:t>
+        <w:t xml:space="preserve">muda se você</w:t>
+      </w:r>
+      <w:r>
+        <w:t xml:space="preserve"> </w:t>
+      </w:r>
+      <w:r>
+        <w:t xml:space="preserve">dobrar A₀; em 10 h não sobrou "meia vida + pedacinho de 50%" — 10/6,93 ≈</w:t>
+      </w:r>
+      <w:r>
+        <w:t xml:space="preserve"> </w:t>
+      </w:r>
+      <w:r>
+        <w:t xml:space="preserve">1,44 meias-vidas → (1/2)^1,44 ≈ 0,368 .</w:t>
       </w:r>
     </w:p>
     <w:p>
@@ -27872,7 +28242,13 @@
         <w:pStyle w:val="Compact"/>
       </w:pPr>
       <w:r>
-        <w:t xml:space="preserve">[ ] Calculo meia-vida T = ln2/|k| sem usar o inicial.</w:t>
+        <w:t xml:space="preserve">[ ] Calculo a meia-vida do modelo exponencial com T = ln2/|k| sem</w:t>
+      </w:r>
+      <w:r>
+        <w:t xml:space="preserve"> </w:t>
+      </w:r>
+      <w:r>
+        <w:t xml:space="preserve">usar o valor inicial.</w:t>
       </w:r>
     </w:p>
     <w:p>
@@ -28439,32 +28815,41 @@
         <w:t xml:space="preserve">800</w:t>
       </w:r>
       <w:r>
-        <w:t xml:space="preserve">. Comentário:</w:t>
-      </w:r>
-      <w:r>
-        <w:t xml:space="preserve"> </w:t>
-      </w:r>
-      <w:r>
-        <w:t xml:space="preserve">capacidade suporte K = 800 =</w:t>
-      </w:r>
-      <w:r>
-        <w:t xml:space="preserve"> </w:t>
-      </w:r>
-      <w:r>
-        <w:rPr>
-          <w:bCs/>
-          <w:b/>
-        </w:rPr>
-        <w:t xml:space="preserve">assíntota</w:t>
-      </w:r>
-      <w:r>
-        <w:t xml:space="preserve">; a e^(−0,5t)</w:t>
-      </w:r>
-      <w:r>
-        <w:t xml:space="preserve"> </w:t>
-      </w:r>
-      <w:r>
-        <w:t xml:space="preserve">some quando t → ∞. Não diga "atinge 800" — exigiria e^(−0,5t) = 0.</w:t>
+        <w:t xml:space="preserve">. Aqui K = 800 é o</w:t>
+      </w:r>
+      <w:r>
+        <w:t xml:space="preserve"> </w:t>
+      </w:r>
+      <w:r>
+        <w:t xml:space="preserve">limite do modelo, e P₀ = 800/(1+7) =</w:t>
+      </w:r>
+      <w:r>
+        <w:t xml:space="preserve"> </w:t>
+      </w:r>
+      <w:r>
+        <w:rPr>
+          <w:bCs/>
+          <w:b/>
+        </w:rPr>
+        <w:t xml:space="preserve">100</w:t>
+      </w:r>
+      <w:r>
+        <w:t xml:space="preserve"> </w:t>
+      </w:r>
+      <w:r>
+        <w:t xml:space="preserve">é o valor</w:t>
+      </w:r>
+      <w:r>
+        <w:t xml:space="preserve"> </w:t>
+      </w:r>
+      <w:r>
+        <w:t xml:space="preserve">inicial. A e^(−0,5t) some quando t → ∞. Não diga "atinge 800" — exigiria</w:t>
+      </w:r>
+      <w:r>
+        <w:t xml:space="preserve"> </w:t>
+      </w:r>
+      <w:r>
+        <w:t xml:space="preserve">e^(−0,5t) = 0.</w:t>
       </w:r>
     </w:p>
     <w:p>
@@ -29438,7 +29823,7 @@
         <w:t xml:space="preserve"> </w:t>
       </w:r>
       <w:r>
-        <w:t xml:space="preserve">−0,15·M — bate com a EDO (prova dos nove da U5).</w:t>
+        <w:t xml:space="preserve">−0,15·M — bate com a EDO (conferência da U5).</w:t>
       </w:r>
     </w:p>
     <w:p>
@@ -29739,11 +30124,7 @@
         <w:pStyle w:val="FirstParagraph"/>
       </w:pPr>
       <w:r>
-        <w:rPr>
-          <w:bCs/>
-          <w:b/>
-        </w:rPr>
-        <w:t xml:space="preserve">Gabarito do Guia U5</w:t>
+        <w:t xml:space="preserve">Gabarito do guia (abrir depois de tentar)</w:t>
       </w:r>
     </w:p>
     <w:p>
@@ -30146,13 +30527,19 @@
         <w:t xml:space="preserve"> </w:t>
       </w:r>
       <w:r>
-        <w:t xml:space="preserve">f(x) = (x² + 2x)/ (x + 1) simplificável?</w:t>
-      </w:r>
-      <w:r>
-        <w:t xml:space="preserve"> </w:t>
-      </w:r>
-      <w:r>
-        <w:t xml:space="preserve">Calcule f'(x) pelo quociente e confira expandindo quando possível.</w:t>
+        <w:t xml:space="preserve">para x ≠ −1, f(x) = (x² + 2x)/(x + 1). Não</w:t>
+      </w:r>
+      <w:r>
+        <w:t xml:space="preserve"> </w:t>
+      </w:r>
+      <w:r>
+        <w:t xml:space="preserve">há fator comum para cancelar, mas a expressão pode ser reescrita por</w:t>
+      </w:r>
+      <w:r>
+        <w:t xml:space="preserve"> </w:t>
+      </w:r>
+      <w:r>
+        <w:t xml:space="preserve">divisão. Calcule f′(x) pelo quociente e confira.</w:t>
       </w:r>
     </w:p>
     <w:p>
@@ -30264,7 +30651,13 @@
         <w:t xml:space="preserve"> </w:t>
       </w:r>
       <w:r>
-        <w:t xml:space="preserve">0,6t (mL/h) em [0, 5]. Total ∫₀⁵ q dt = ? Confirme por trapézio.</w:t>
+        <w:t xml:space="preserve">0,6t (mL/h) em [0, 5]. A taxa média é a média das taxas das</w:t>
+      </w:r>
+      <w:r>
+        <w:t xml:space="preserve"> </w:t>
+      </w:r>
+      <w:r>
+        <w:t xml:space="preserve">extremidades; o total é ∫₀⁵ q dt. Calcule e confirme por trapézio.</w:t>
       </w:r>
     </w:p>
     <w:p>
@@ -30320,13 +30713,19 @@
         <w:t xml:space="preserve"> </w:t>
       </w:r>
       <w:r>
-        <w:t xml:space="preserve">400·e^(0,25t): responda as 3 perguntas (lim t→∞; S'(t); ∫₀³ S'(t) dt)</w:t>
-      </w:r>
-      <w:r>
-        <w:t xml:space="preserve"> </w:t>
-      </w:r>
-      <w:r>
-        <w:t xml:space="preserve">com unidade fictícia.</w:t>
+        <w:t xml:space="preserve">400·e^(0,25t), com t ≥ 0: responda as 3 perguntas (lim t→∞; S′(t), a</w:t>
+      </w:r>
+      <w:r>
+        <w:t xml:space="preserve"> </w:t>
+      </w:r>
+      <w:r>
+        <w:t xml:space="preserve">taxa instantânea; ∫₀³ S′(t) dt, a variação acumulada) com unidade</w:t>
+      </w:r>
+      <w:r>
+        <w:t xml:space="preserve"> </w:t>
+      </w:r>
+      <w:r>
+        <w:t xml:space="preserve">fictícia.</w:t>
       </w:r>
     </w:p>
     <w:bookmarkStart w:id="199" w:name="gabarito-comentado-b1b10"/>
@@ -30367,13 +30766,35 @@
         <w:t xml:space="preserve"> </w:t>
       </w:r>
       <w:r>
-        <w:t xml:space="preserve">— capacidade suporte K do</w:t>
-      </w:r>
-      <w:r>
-        <w:t xml:space="preserve"> </w:t>
-      </w:r>
-      <w:r>
-        <w:t xml:space="preserve">modelo (assíntota; tende, não atinge em tempo finito).</w:t>
+        <w:t xml:space="preserve">— K é o limite do modelo;</w:t>
+      </w:r>
+      <w:r>
+        <w:t xml:space="preserve"> </w:t>
+      </w:r>
+      <w:r>
+        <w:t xml:space="preserve">P₀ = 1200/(1+11) =</w:t>
+      </w:r>
+      <w:r>
+        <w:t xml:space="preserve"> </w:t>
+      </w:r>
+      <w:r>
+        <w:rPr>
+          <w:bCs/>
+          <w:b/>
+        </w:rPr>
+        <w:t xml:space="preserve">100</w:t>
+      </w:r>
+      <w:r>
+        <w:t xml:space="preserve"> </w:t>
+      </w:r>
+      <w:r>
+        <w:t xml:space="preserve">é o valor inicial. A curva</w:t>
+      </w:r>
+      <w:r>
+        <w:t xml:space="preserve"> </w:t>
+      </w:r>
+      <w:r>
+        <w:t xml:space="preserve">começa em 100 e tende a 1200, sem atingir o teto em tempo finito.</w:t>
       </w:r>
     </w:p>
     <w:p>
@@ -30511,19 +30932,25 @@
         <w:t xml:space="preserve">1 + 1/(x+1)²</w:t>
       </w:r>
       <w:r>
-        <w:t xml:space="preserve">. Conferindo por divisão:</w:t>
-      </w:r>
-      <w:r>
-        <w:t xml:space="preserve"> </w:t>
-      </w:r>
-      <w:r>
-        <w:t xml:space="preserve">f(x) = x + 1 − 1/(x+1), cuja derivada é a mesma. O domínio exclui x =</w:t>
-      </w:r>
-      <w:r>
-        <w:t xml:space="preserve"> </w:t>
-      </w:r>
-      <w:r>
-        <w:t xml:space="preserve">−1; a divisão não exata não transforma f em polinômio.</w:t>
+        <w:t xml:space="preserve">. Por divisão, f(x) = x +</w:t>
+      </w:r>
+      <w:r>
+        <w:t xml:space="preserve"> </w:t>
+      </w:r>
+      <w:r>
+        <w:t xml:space="preserve">1 − 1/(x+1), mas essa expressão continua válida apenas para x ≠ −1: o</w:t>
+      </w:r>
+      <w:r>
+        <w:t xml:space="preserve"> </w:t>
+      </w:r>
+      <w:r>
+        <w:t xml:space="preserve">ponto x = −1 continua fora do domínio. Não houve cancelamento de fator</w:t>
+      </w:r>
+      <w:r>
+        <w:t xml:space="preserve"> </w:t>
+      </w:r>
+      <w:r>
+        <w:t xml:space="preserve">comum.</w:t>
       </w:r>
     </w:p>
     <w:p>
@@ -30713,7 +31140,32 @@
         <w:t xml:space="preserve"> </w:t>
       </w:r>
       <w:r>
-        <w:t xml:space="preserve">F = 4t + 0,3t²; F(5) − F(0) = 20 + 7,5 =</w:t>
+        <w:t xml:space="preserve">como q é linear, a taxa média em [0,5] é (4 +</w:t>
+      </w:r>
+      <w:r>
+        <w:t xml:space="preserve"> </w:t>
+      </w:r>
+      <w:r>
+        <w:t xml:space="preserve">7)/2 =</w:t>
+      </w:r>
+      <w:r>
+        <w:t xml:space="preserve"> </w:t>
+      </w:r>
+      <w:r>
+        <w:rPr>
+          <w:bCs/>
+          <w:b/>
+        </w:rPr>
+        <w:t xml:space="preserve">4,5 mL/h</w:t>
+      </w:r>
+      <w:r>
+        <w:t xml:space="preserve">. A função acumulada F satisfaz F′(t) =</w:t>
+      </w:r>
+      <w:r>
+        <w:t xml:space="preserve"> </w:t>
+      </w:r>
+      <w:r>
+        <w:t xml:space="preserve">q(t); o total é F(5) − F(0) = 20 + 7,5 =</w:t>
       </w:r>
       <w:r>
         <w:t xml:space="preserve"> </w:t>
@@ -30726,13 +31178,13 @@
         <w:t xml:space="preserve">27,5 mL</w:t>
       </w:r>
       <w:r>
-        <w:t xml:space="preserve">. Trapézio: (4 + 7)/2·5 = 11/2·5 = 27,5 (q(0)</w:t>
-      </w:r>
-      <w:r>
-        <w:t xml:space="preserve"> </w:t>
-      </w:r>
-      <w:r>
-        <w:t xml:space="preserve">= 4; q(5) = 7).</w:t>
+        <w:t xml:space="preserve">. O</w:t>
+      </w:r>
+      <w:r>
+        <w:t xml:space="preserve"> </w:t>
+      </w:r>
+      <w:r>
+        <w:t xml:space="preserve">trapézio confirma: 4,5·5 = 27,5 mL.</w:t>
       </w:r>
     </w:p>
     <w:p>
@@ -30767,13 +31219,13 @@
         <w:t xml:space="preserve">1000·e^(−0,05t)</w:t>
       </w:r>
       <w:r>
-        <w:t xml:space="preserve">; T =</w:t>
-      </w:r>
-      <w:r>
-        <w:t xml:space="preserve"> </w:t>
-      </w:r>
-      <w:r>
-        <w:t xml:space="preserve">ln2/0,05 ≈</w:t>
+        <w:t xml:space="preserve">; no modelo</w:t>
+      </w:r>
+      <w:r>
+        <w:t xml:space="preserve"> </w:t>
+      </w:r>
+      <w:r>
+        <w:t xml:space="preserve">exponencial, T = ln2/0,05 ≈</w:t>
       </w:r>
       <w:r>
         <w:t xml:space="preserve"> </w:t>
@@ -30786,7 +31238,13 @@
         <w:t xml:space="preserve">13,86</w:t>
       </w:r>
       <w:r>
-        <w:t xml:space="preserve">; R(20) = 1000·e^(−1) ≈</w:t>
+        <w:t xml:space="preserve">; R(20) = 1000·e^(−1)</w:t>
+      </w:r>
+      <w:r>
+        <w:t xml:space="preserve"> </w:t>
+      </w:r>
+      <w:r>
+        <w:t xml:space="preserve">≈</w:t>
       </w:r>
       <w:r>
         <w:t xml:space="preserve"> </w:t>
@@ -30831,35 +31289,38 @@
           <w:bCs/>
           <w:b/>
         </w:rPr>
-        <w:t xml:space="preserve">∞</w:t>
-      </w:r>
-      <w:r>
-        <w:t xml:space="preserve"> </w:t>
-      </w:r>
-      <w:r>
-        <w:t xml:space="preserve">(sem teto); b)</w:t>
-      </w:r>
-      <w:r>
-        <w:t xml:space="preserve"> </w:t>
-      </w:r>
-      <w:r>
-        <w:rPr>
-          <w:bCs/>
-          <w:b/>
-        </w:rPr>
-        <w:t xml:space="preserve">100·e^(0,25t)</w:t>
-      </w:r>
-      <w:r>
-        <w:t xml:space="preserve"> </w:t>
-      </w:r>
-      <w:r>
-        <w:t xml:space="preserve">(400·0,25); c) S(3)−S(0) = 400e^0,75 −</w:t>
-      </w:r>
-      <w:r>
-        <w:t xml:space="preserve"> </w:t>
-      </w:r>
-      <w:r>
-        <w:t xml:space="preserve">400 ≈ 400·2,117 − 400 ≈</w:t>
+        <w:t xml:space="preserve">+∞</w:t>
+      </w:r>
+      <w:r>
+        <w:t xml:space="preserve"> </w:t>
+      </w:r>
+      <w:r>
+        <w:t xml:space="preserve">(sem teto no modelo);</w:t>
+      </w:r>
+      <w:r>
+        <w:t xml:space="preserve"> </w:t>
+      </w:r>
+      <w:r>
+        <w:t xml:space="preserve">b)</w:t>
+      </w:r>
+      <w:r>
+        <w:t xml:space="preserve"> </w:t>
+      </w:r>
+      <w:r>
+        <w:rPr>
+          <w:bCs/>
+          <w:b/>
+        </w:rPr>
+        <w:t xml:space="preserve">S′(t) = 100·e^(0,25t)</w:t>
+      </w:r>
+      <w:r>
+        <w:t xml:space="preserve">, a taxa instantânea; c) ∫₀³</w:t>
+      </w:r>
+      <w:r>
+        <w:t xml:space="preserve"> </w:t>
+      </w:r>
+      <w:r>
+        <w:t xml:space="preserve">S′(t) dt = S(3) − S(0) = 400e^0,75 − 400 ≈</w:t>
       </w:r>
       <w:r>
         <w:t xml:space="preserve"> </w:t>
@@ -30872,16 +31333,30 @@
         <w:t xml:space="preserve">446,8</w:t>
       </w:r>
       <w:r>
-        <w:t xml:space="preserve"> </w:t>
-      </w:r>
-      <w:r>
-        <w:t xml:space="preserve">unid. (e^0,75 ≈</w:t>
-      </w:r>
-      <w:r>
-        <w:t xml:space="preserve"> </w:t>
-      </w:r>
-      <w:r>
-        <w:t xml:space="preserve">2,117).</w:t>
+        <w:rPr>
+          <w:bCs/>
+          <w:b/>
+        </w:rPr>
+        <w:t xml:space="preserve"> </w:t>
+      </w:r>
+      <w:r>
+        <w:rPr>
+          <w:bCs/>
+          <w:b/>
+        </w:rPr>
+        <w:t xml:space="preserve">unidades</w:t>
+      </w:r>
+      <w:r>
+        <w:t xml:space="preserve"> </w:t>
+      </w:r>
+      <w:r>
+        <w:t xml:space="preserve">(e^0,75 ≈ 2,117). A integral dá a variação acumulada,</w:t>
+      </w:r>
+      <w:r>
+        <w:t xml:space="preserve"> </w:t>
+      </w:r>
+      <w:r>
+        <w:t xml:space="preserve">não a taxa em um instante.</w:t>
       </w:r>
     </w:p>
     <w:bookmarkEnd w:id="199"/>
@@ -31613,7 +32088,7 @@
         <w:t xml:space="preserve"> </w:t>
       </w:r>
       <w:r>
-        <w:t xml:space="preserve">capacidade suporte do modelo.</w:t>
+        <w:t xml:space="preserve">limite do modelo; P₀ = P(0) é o valor inicial.</w:t>
       </w:r>
     </w:p>
     <w:p>
@@ -32495,19 +32970,19 @@
         <w:t xml:space="preserve"> </w:t>
       </w:r>
       <w:r>
-        <w:t xml:space="preserve">a cada 4 dias resta metade da massa</w:t>
-      </w:r>
-      <w:r>
-        <w:t xml:space="preserve"> </w:t>
-      </w:r>
-      <w:r>
-        <w:t xml:space="preserve">do início daquele intervalo; o relógio é o mesmo para 800 ou 1600 g no</w:t>
-      </w:r>
-      <w:r>
-        <w:t xml:space="preserve"> </w:t>
-      </w:r>
-      <w:r>
-        <w:t xml:space="preserve">modelo.</w:t>
+        <w:t xml:space="preserve">no modelo exponencial, a cada 4 dias</w:t>
+      </w:r>
+      <w:r>
+        <w:t xml:space="preserve"> </w:t>
+      </w:r>
+      <w:r>
+        <w:t xml:space="preserve">resta metade da massa do início daquele intervalo; o relógio é o mesmo</w:t>
+      </w:r>
+      <w:r>
+        <w:t xml:space="preserve"> </w:t>
+      </w:r>
+      <w:r>
+        <w:t xml:space="preserve">para 800 ou 1600 g.</w:t>
       </w:r>
     </w:p>
     <w:p>
@@ -33025,13 +33500,19 @@
         <w:t xml:space="preserve"> </w:t>
       </w:r>
       <w:r>
-        <w:t xml:space="preserve">observado não são o mesmo objeto; os resíduos não são prova de que o</w:t>
-      </w:r>
-      <w:r>
-        <w:t xml:space="preserve"> </w:t>
-      </w:r>
-      <w:r>
-        <w:t xml:space="preserve">modelo falhou.</w:t>
+        <w:t xml:space="preserve">observado não são o mesmo objeto; a derivada do modelo não pode ser</w:t>
+      </w:r>
+      <w:r>
+        <w:t xml:space="preserve"> </w:t>
+      </w:r>
+      <w:r>
+        <w:t xml:space="preserve">inferida só de poucas contagens, e os resíduos não provam que o modelo</w:t>
+      </w:r>
+      <w:r>
+        <w:t xml:space="preserve"> </w:t>
+      </w:r>
+      <w:r>
+        <w:t xml:space="preserve">falhou.</w:t>
       </w:r>
     </w:p>
     <w:p>
@@ -34866,13 +35347,13 @@
         <w:t xml:space="preserve"> </w:t>
       </w:r>
       <w:r>
-        <w:t xml:space="preserve">a cada 5 dias resta metade; o valor</w:t>
-      </w:r>
-      <w:r>
-        <w:t xml:space="preserve"> </w:t>
-      </w:r>
-      <w:r>
-        <w:t xml:space="preserve">de 600 não aparece na meia-vida.</w:t>
+        <w:t xml:space="preserve">no modelo exponencial, a cada 5 dias</w:t>
+      </w:r>
+      <w:r>
+        <w:t xml:space="preserve"> </w:t>
+      </w:r>
+      <w:r>
+        <w:t xml:space="preserve">resta metade; o valor de 600 não aparece na meia-vida.</w:t>
       </w:r>
     </w:p>
     <w:p>
@@ -39941,7 +40422,7 @@
               <w:jc w:val="left"/>
             </w:pPr>
             <w:r>
-              <w:t xml:space="preserve">∫ dx/x = ln|x| + C</w:t>
+              <w:t xml:space="preserve">∫ dx/x = ln|x| + C (x ≠ 0)</w:t>
             </w:r>
           </w:p>
         </w:tc>
@@ -40195,7 +40676,7 @@
               <w:jc w:val="left"/>
             </w:pPr>
             <w:r>
-              <w:t xml:space="preserve">Meia-vida</w:t>
+              <w:t xml:space="preserve">Meia-vida (modelo exponencial)</w:t>
             </w:r>
           </w:p>
         </w:tc>
@@ -40689,13 +41170,13 @@
         <w:pStyle w:val="Compact"/>
       </w:pPr>
       <w:r>
-        <w:t xml:space="preserve">Meia-vida depende de A₀?</w:t>
-      </w:r>
-      <w:r>
-        <w:t xml:space="preserve"> </w:t>
-      </w:r>
-      <w:r>
-        <w:t xml:space="preserve">(não!)</w:t>
+        <w:t xml:space="preserve">No modelo exponencial, a meia-vida</w:t>
+      </w:r>
+      <w:r>
+        <w:t xml:space="preserve"> </w:t>
+      </w:r>
+      <w:r>
+        <w:t xml:space="preserve">depende de A₀? (não!)</w:t>
       </w:r>
     </w:p>
     <w:p>
@@ -42260,7 +42741,7 @@
           <w:iCs/>
           <w:i/>
         </w:rPr>
-        <w:t xml:space="preserve">livre'. É na revisão que o cérebro troca memória curta por longa.</w:t>
+        <w:t xml:space="preserve">livre'. Use esses dias para revisar um trecho e ajustar o que ficou</w:t>
       </w:r>
       <w:r>
         <w:rPr>
@@ -42274,7 +42755,7 @@
           <w:iCs/>
           <w:i/>
         </w:rPr>
-        <w:t xml:space="preserve">Confia."</w:t>
+        <w:t xml:space="preserve">difícil."</w:t>
       </w:r>
     </w:p>
     <w:p>
@@ -42804,7 +43285,7 @@
           <w:iCs/>
           <w:i/>
         </w:rPr>
-        <w:t xml:space="preserve">dia de amarrar o que já sei e dormir bem."</w:t>
+        <w:t xml:space="preserve">dia de revisar o essencial e preservar o descanso."</w:t>
       </w:r>
     </w:p>
     <w:p>
@@ -43342,19 +43823,25 @@
         <w:t xml:space="preserve"> </w:t>
       </w:r>
       <w:r>
-        <w:t xml:space="preserve">dormir consolida memória procedural</w:t>
-      </w:r>
-      <w:r>
-        <w:t xml:space="preserve"> </w:t>
-      </w:r>
-      <w:r>
-        <w:t xml:space="preserve">(receitas). Revisar 30 min hoje + dormir rende mais que virar a noite.</w:t>
-      </w:r>
-      <w:r>
-        <w:t xml:space="preserve"> </w:t>
-      </w:r>
-      <w:r>
-        <w:t xml:space="preserve">Bia dorme cedo antes da coleta — e antes da prova.</w:t>
+        <w:t xml:space="preserve">este livro recomenda revisar em</w:t>
+      </w:r>
+      <w:r>
+        <w:t xml:space="preserve"> </w:t>
+      </w:r>
+      <w:r>
+        <w:t xml:space="preserve">etapas e preservar o descanso. A relação entre sono e memória varia</w:t>
+      </w:r>
+      <w:r>
+        <w:t xml:space="preserve"> </w:t>
+      </w:r>
+      <w:r>
+        <w:t xml:space="preserve">entre pessoas; não trate esta orientação como garantia de desempenho.</w:t>
+      </w:r>
+      <w:r>
+        <w:t xml:space="preserve"> </w:t>
+      </w:r>
+      <w:r>
+        <w:t xml:space="preserve">Bia escolhe um horário de descanso antes da coleta e da prova.</w:t>
       </w:r>
     </w:p>
     <w:p>
@@ -43485,13 +43972,13 @@
         <w:t xml:space="preserve"> </w:t>
       </w:r>
       <w:r>
-        <w:t xml:space="preserve">— teto do modelo logístico;</w:t>
-      </w:r>
-      <w:r>
-        <w:t xml:space="preserve"> </w:t>
-      </w:r>
-      <w:r>
-        <w:t xml:space="preserve">limite quando t → ∞.</w:t>
+        <w:t xml:space="preserve">— limite do modelo logístico</w:t>
+      </w:r>
+      <w:r>
+        <w:t xml:space="preserve"> </w:t>
+      </w:r>
+      <w:r>
+        <w:t xml:space="preserve">quando t → ∞; não é o valor inicial P₀.</w:t>
       </w:r>
     </w:p>
     <w:p>
@@ -43905,19 +44392,19 @@
           <w:bCs/>
           <w:b/>
         </w:rPr>
-        <w:t xml:space="preserve">Meia-vida</w:t>
-      </w:r>
-      <w:r>
-        <w:t xml:space="preserve"> </w:t>
-      </w:r>
-      <w:r>
-        <w:t xml:space="preserve">— em modelo exponencial, tempo para</w:t>
-      </w:r>
-      <w:r>
-        <w:t xml:space="preserve"> </w:t>
-      </w:r>
-      <w:r>
-        <w:t xml:space="preserve">sobrar metade: T = ln2/|k|; independe do inicial.</w:t>
+        <w:t xml:space="preserve">Meia-vida (modelo exponencial)</w:t>
+      </w:r>
+      <w:r>
+        <w:t xml:space="preserve"> </w:t>
+      </w:r>
+      <w:r>
+        <w:t xml:space="preserve">— tempo para sobrar</w:t>
+      </w:r>
+      <w:r>
+        <w:t xml:space="preserve"> </w:t>
+      </w:r>
+      <w:r>
+        <w:t xml:space="preserve">metade: T = ln2/|k|; independe do inicial.</w:t>
       </w:r>
     </w:p>
     <w:p>
@@ -44723,19 +45210,31 @@
         <w:t xml:space="preserve"> </w:t>
       </w:r>
       <w:r>
-        <w:t xml:space="preserve">ferramentas de inteligência artificial, revisado e validado pelo(a)</w:t>
-      </w:r>
-      <w:r>
-        <w:t xml:space="preserve"> </w:t>
-      </w:r>
-      <w:r>
-        <w:t xml:space="preserve">professor(a) responsável (MAT 146/UFV). Todos os números de exemplo são</w:t>
-      </w:r>
-      <w:r>
-        <w:t xml:space="preserve"> </w:t>
-      </w:r>
-      <w:r>
-        <w:t xml:space="preserve">fictícios e rotulados; nenhum dado oficial foi inventado.</w:t>
+        <w:t xml:space="preserve">ferramentas de inteligência artificial. Este arquivo não registra</w:t>
+      </w:r>
+      <w:r>
+        <w:t xml:space="preserve"> </w:t>
+      </w:r>
+      <w:r>
+        <w:t xml:space="preserve">revisão ou validação formal pelo(a) professor(a) responsável (MAT</w:t>
+      </w:r>
+      <w:r>
+        <w:t xml:space="preserve"> </w:t>
+      </w:r>
+      <w:r>
+        <w:t xml:space="preserve">146/UFV); essa conferência deve ser feita antes de uso oficial. Todos os</w:t>
+      </w:r>
+      <w:r>
+        <w:t xml:space="preserve"> </w:t>
+      </w:r>
+      <w:r>
+        <w:t xml:space="preserve">números de exemplo são fictícios e rotulados; nenhum dado oficial foi</w:t>
+      </w:r>
+      <w:r>
+        <w:t xml:space="preserve"> </w:t>
+      </w:r>
+      <w:r>
+        <w:t xml:space="preserve">inventado.</w:t>
       </w:r>
     </w:p>
     <w:p>
